--- a/aura-documents/output/word/09-marketing-and-finance/08-supplier-and-vendor-register.docx
+++ b/aura-documents/output/word/09-marketing-and-finance/08-supplier-and-vendor-register.docx
@@ -30,7 +30,7 @@
           <w:color w:val="7A6753"/>
           <w:sz w:val="16"/>
         </w:rPr>
-        <w:t xml:space="preserve">Document No. AUR-FIN-08 · Version 0.1 (Draft) · Owner: General Manager · Effective: </w:t>
+        <w:t xml:space="preserve">Document No. AUR-FIN-08 · Version 0.2 (Draft) · Owner: General Manager · Effective: </w:t>
       </w:r>
       <w:r>
         <w:rPr>
@@ -430,7 +430,7 @@
                 <w:color w:val="4A3A2C"/>
                 <w:sz w:val="17"/>
               </w:rPr>
-              <w:t>Linen and laundry</w:t>
+              <w:t>Laundry equipment and supplies</w:t>
             </w:r>
           </w:p>
         </w:tc>
@@ -492,27 +492,7 @@
                 <w:color w:val="4A3A2C"/>
                 <w:sz w:val="17"/>
               </w:rPr>
-              <w:t xml:space="preserve">Robes, towels, sheets; collection frequency </w:t>
-            </w:r>
-            <w:r>
-              <w:rPr>
-                <w:rFonts w:ascii="Jost" w:hAnsi="Jost" w:cs="Jost" w:eastAsia="Jost"/>
-                <w:b w:val="0"/>
-                <w:i w:val="0"/>
-                <w:color w:val="A6754C"/>
-                <w:sz w:val="17"/>
-              </w:rPr>
-              <w:t>[___]</w:t>
-            </w:r>
-            <w:r>
-              <w:rPr>
-                <w:rFonts w:ascii="Jost" w:hAnsi="Jost" w:cs="Jost" w:eastAsia="Jost"/>
-                <w:b w:val="0"/>
-                <w:i w:val="0"/>
-                <w:color w:val="4A3A2C"/>
-                <w:sz w:val="17"/>
-              </w:rPr>
-              <w:t>; hygiene standard per Dubai Municipality</w:t>
+              <w:t>In-house laundry machine(s), service and detergents for robes, towels and Aura clothing; hygiene standard per Dubai Municipality</w:t>
             </w:r>
           </w:p>
         </w:tc>
@@ -533,7 +513,7 @@
                 <w:color w:val="4A3A2C"/>
                 <w:sz w:val="17"/>
               </w:rPr>
-              <w:t>☐ Trade licence ☐ Contract ☐ Hygiene certificate</w:t>
+              <w:t>☐ Trade licence ☐ Warranty / service contract ☐ Safety data sheets</w:t>
             </w:r>
           </w:p>
         </w:tc>
@@ -596,7 +576,7 @@
                 <w:color w:val="4A3A2C"/>
                 <w:sz w:val="17"/>
               </w:rPr>
-              <w:t>Epsom salt and float supplies</w:t>
+              <w:t>Branded guest amenities</w:t>
             </w:r>
           </w:p>
         </w:tc>
@@ -656,7 +636,7 @@
                 <w:color w:val="4A3A2C"/>
                 <w:sz w:val="17"/>
               </w:rPr>
-              <w:t>Pharmaceutical-grade Epsom salt (500 kg tank fill and top-ups), filtration consumables, water-test kits, earplugs</w:t>
+              <w:t>Robes, Aura-branded towels, Aura-branded clothing to wear in the centre, hotel-style Aura-branded slippers; brand colours and logo lockup</w:t>
             </w:r>
           </w:p>
         </w:tc>
@@ -676,7 +656,7 @@
                 <w:color w:val="4A3A2C"/>
                 <w:sz w:val="17"/>
               </w:rPr>
-              <w:t>☐ Trade licence ☐ Product specifications ☐ Certificates of analysis</w:t>
+              <w:t>☐ Trade licence ☐ Product specifications ☐ Artwork approval</w:t>
             </w:r>
           </w:p>
         </w:tc>
@@ -802,7 +782,17 @@
                 <w:color w:val="4A3A2C"/>
                 <w:sz w:val="17"/>
               </w:rPr>
-              <w:t>Disinfectants compatible with Elevé surfaces, cold plunge and float water treatment</w:t>
+              <w:t xml:space="preserve">Disinfectants compatible with Elevé surfaces and cold plunge water treatment </w:t>
+            </w:r>
+            <w:r>
+              <w:rPr>
+                <w:rFonts w:ascii="Jost" w:hAnsi="Jost" w:cs="Jost" w:eastAsia="Jost"/>
+                <w:b w:val="0"/>
+                <w:i w:val="0"/>
+                <w:color w:val="A6754C"/>
+                <w:sz w:val="17"/>
+              </w:rPr>
+              <w:t>[per Elevé protocol — pending]</w:t>
             </w:r>
           </w:p>
         </w:tc>
@@ -886,7 +876,7 @@
                 <w:color w:val="4A3A2C"/>
                 <w:sz w:val="17"/>
               </w:rPr>
-              <w:t>Clinical supplies / IV (via Clinical Lead)</w:t>
+              <w:t>Guest refreshments</w:t>
             </w:r>
           </w:p>
         </w:tc>
@@ -946,7 +936,27 @@
                 <w:color w:val="4A3A2C"/>
                 <w:sz w:val="17"/>
               </w:rPr>
-              <w:t>IV fluids, nutrient formulas, cannulas, sharps disposal, clinical waste; ordered only by the Clinical Lead</w:t>
+              <w:t xml:space="preserve">Herbal teas, infused water and other refreshments </w:t>
+            </w:r>
+            <w:r>
+              <w:rPr>
+                <w:rFonts w:ascii="Jost" w:hAnsi="Jost" w:cs="Jost" w:eastAsia="Jost"/>
+                <w:b w:val="0"/>
+                <w:i w:val="0"/>
+                <w:color w:val="A6754C"/>
+                <w:sz w:val="17"/>
+              </w:rPr>
+              <w:t>[menu to confirm]</w:t>
+            </w:r>
+            <w:r>
+              <w:rPr>
+                <w:rFonts w:ascii="Jost" w:hAnsi="Jost" w:cs="Jost" w:eastAsia="Jost"/>
+                <w:b w:val="0"/>
+                <w:i w:val="0"/>
+                <w:color w:val="4A3A2C"/>
+                <w:sz w:val="17"/>
+              </w:rPr>
+              <w:t>; food-safety standard per Dubai Municipality</w:t>
             </w:r>
           </w:p>
         </w:tc>
@@ -966,7 +976,7 @@
                 <w:color w:val="4A3A2C"/>
                 <w:sz w:val="17"/>
               </w:rPr>
-              <w:t>☐ Trade licence ☐ DHA / MOHAP product registration ☐ Medical waste contract</w:t>
+              <w:t>☐ Trade licence ☐ Food safety certificate</w:t>
             </w:r>
           </w:p>
         </w:tc>
@@ -1051,7 +1061,7 @@
                 <w:color w:val="A6754C"/>
                 <w:sz w:val="17"/>
               </w:rPr>
-              <w:t>[Supplier]</w:t>
+              <w:t>[Supplier(s)]</w:t>
             </w:r>
             <w:r>
               <w:rPr>
@@ -1092,17 +1102,7 @@
                 <w:color w:val="4A3A2C"/>
                 <w:sz w:val="17"/>
               </w:rPr>
-              <w:t xml:space="preserve">Retail products </w:t>
-            </w:r>
-            <w:r>
-              <w:rPr>
-                <w:rFonts w:ascii="Jost" w:hAnsi="Jost" w:cs="Jost" w:eastAsia="Jost"/>
-                <w:b w:val="0"/>
-                <w:i w:val="0"/>
-                <w:color w:val="A6754C"/>
-                <w:sz w:val="17"/>
-              </w:rPr>
-              <w:t>[to be confirmed]</w:t>
+              <w:t>Copper mugs, fragrances made from organic materials, wellness pillows, linen-fabric merchandise</w:t>
             </w:r>
           </w:p>
         </w:tc>
@@ -1246,7 +1246,27 @@
                 <w:color w:val="4A3A2C"/>
                 <w:sz w:val="17"/>
               </w:rPr>
-              <w:t>Booking system, member management, website hosting; data processing terms</w:t>
+              <w:t xml:space="preserve">Booking system </w:t>
+            </w:r>
+            <w:r>
+              <w:rPr>
+                <w:rFonts w:ascii="Jost" w:hAnsi="Jost" w:cs="Jost" w:eastAsia="Jost"/>
+                <w:b w:val="0"/>
+                <w:i w:val="0"/>
+                <w:color w:val="A6754C"/>
+                <w:sz w:val="17"/>
+              </w:rPr>
+              <w:t>[to be chosen]</w:t>
+            </w:r>
+            <w:r>
+              <w:rPr>
+                <w:rFonts w:ascii="Jost" w:hAnsi="Jost" w:cs="Jost" w:eastAsia="Jost"/>
+                <w:b w:val="0"/>
+                <w:i w:val="0"/>
+                <w:color w:val="4A3A2C"/>
+                <w:sz w:val="17"/>
+              </w:rPr>
+              <w:t xml:space="preserve"> with website and WhatsApp booking, member management, website hosting; data processing terms</w:t>
             </w:r>
           </w:p>
         </w:tc>
@@ -1392,7 +1412,7 @@
                 <w:color w:val="4A3A2C"/>
                 <w:sz w:val="17"/>
               </w:rPr>
-              <w:t>Card terminals, online payments, recurring membership billing</w:t>
+              <w:t>Card and Apple Pay terminals, online payments, recurring membership billing; Tabby (buy-now-pay-later) to be added later</w:t>
             </w:r>
           </w:p>
         </w:tc>
@@ -1536,7 +1556,27 @@
                 <w:color w:val="4A3A2C"/>
                 <w:sz w:val="17"/>
               </w:rPr>
-              <w:t>Public liability, professional indemnity, medical malpractice (IV), property, equipment, employer's / health cover</w:t>
+              <w:t xml:space="preserve">Public liability, professional indemnity, medical malpractice </w:t>
+            </w:r>
+            <w:r>
+              <w:rPr>
+                <w:rFonts w:ascii="Jost" w:hAnsi="Jost" w:cs="Jost" w:eastAsia="Jost"/>
+                <w:b w:val="0"/>
+                <w:i w:val="0"/>
+                <w:color w:val="A6754C"/>
+                <w:sz w:val="17"/>
+              </w:rPr>
+              <w:t>[only if clinical services are added]</w:t>
+            </w:r>
+            <w:r>
+              <w:rPr>
+                <w:rFonts w:ascii="Jost" w:hAnsi="Jost" w:cs="Jost" w:eastAsia="Jost"/>
+                <w:b w:val="0"/>
+                <w:i w:val="0"/>
+                <w:color w:val="4A3A2C"/>
+                <w:sz w:val="17"/>
+              </w:rPr>
+              <w:t>, property, equipment, employer's / health cover</w:t>
             </w:r>
           </w:p>
         </w:tc>
@@ -1900,6 +1940,316 @@
                 <w:sz w:val="17"/>
               </w:rPr>
               <w:t>SUP-12</w:t>
+            </w:r>
+          </w:p>
+        </w:tc>
+        <w:tc>
+          <w:tcPr>
+            <w:tcW w:type="dxa" w:w="1569"/>
+            <w:shd w:val="clear" w:color="auto" w:fill="FBF5EE"/>
+          </w:tcPr>
+          <w:p>
+            <w:pPr>
+              <w:spacing w:before="40" w:after="40" w:line="276" w:lineRule="auto"/>
+            </w:pPr>
+            <w:r>
+              <w:rPr>
+                <w:rFonts w:ascii="Jost" w:hAnsi="Jost" w:cs="Jost" w:eastAsia="Jost"/>
+                <w:b w:val="0"/>
+                <w:i w:val="0"/>
+                <w:color w:val="4A3A2C"/>
+                <w:sz w:val="17"/>
+              </w:rPr>
+              <w:t>Advertising</w:t>
+            </w:r>
+          </w:p>
+        </w:tc>
+        <w:tc>
+          <w:tcPr>
+            <w:tcW w:type="dxa" w:w="1569"/>
+            <w:shd w:val="clear" w:color="auto" w:fill="FBF5EE"/>
+          </w:tcPr>
+          <w:p>
+            <w:pPr>
+              <w:spacing w:before="40" w:after="40" w:line="276" w:lineRule="auto"/>
+            </w:pPr>
+            <w:r>
+              <w:rPr>
+                <w:rFonts w:ascii="Jost" w:hAnsi="Jost" w:cs="Jost" w:eastAsia="Jost"/>
+                <w:b w:val="0"/>
+                <w:i w:val="0"/>
+                <w:color w:val="4A3A2C"/>
+                <w:sz w:val="17"/>
+              </w:rPr>
+              <w:t xml:space="preserve">Meta, Google </w:t>
+            </w:r>
+            <w:r>
+              <w:rPr>
+                <w:rFonts w:ascii="Jost" w:hAnsi="Jost" w:cs="Jost" w:eastAsia="Jost"/>
+                <w:b w:val="0"/>
+                <w:i w:val="0"/>
+                <w:color w:val="A6754C"/>
+                <w:sz w:val="17"/>
+              </w:rPr>
+              <w:t>[and agency, if used]</w:t>
+            </w:r>
+            <w:r>
+              <w:rPr>
+                <w:rFonts w:ascii="Jost" w:hAnsi="Jost" w:cs="Jost" w:eastAsia="Jost"/>
+                <w:b w:val="0"/>
+                <w:i w:val="0"/>
+                <w:color w:val="4A3A2C"/>
+                <w:sz w:val="17"/>
+              </w:rPr>
+              <w:t xml:space="preserve"> · </w:t>
+            </w:r>
+            <w:r>
+              <w:rPr>
+                <w:rFonts w:ascii="Jost" w:hAnsi="Jost" w:cs="Jost" w:eastAsia="Jost"/>
+                <w:b w:val="0"/>
+                <w:i w:val="0"/>
+                <w:color w:val="A6754C"/>
+                <w:sz w:val="17"/>
+              </w:rPr>
+              <w:t>[Contact]</w:t>
+            </w:r>
+          </w:p>
+        </w:tc>
+        <w:tc>
+          <w:tcPr>
+            <w:tcW w:type="dxa" w:w="1569"/>
+            <w:shd w:val="clear" w:color="auto" w:fill="FBF5EE"/>
+          </w:tcPr>
+          <w:p>
+            <w:pPr>
+              <w:spacing w:before="40" w:after="40" w:line="276" w:lineRule="auto"/>
+            </w:pPr>
+            <w:r>
+              <w:rPr>
+                <w:rFonts w:ascii="Jost" w:hAnsi="Jost" w:cs="Jost" w:eastAsia="Jost"/>
+                <w:b w:val="0"/>
+                <w:i w:val="0"/>
+                <w:color w:val="4A3A2C"/>
+                <w:sz w:val="17"/>
+              </w:rPr>
+              <w:t>Paid ad campaigns (main source of new guests); lead forms; billing terms</w:t>
+            </w:r>
+          </w:p>
+        </w:tc>
+        <w:tc>
+          <w:tcPr>
+            <w:tcW w:type="dxa" w:w="1569"/>
+            <w:shd w:val="clear" w:color="auto" w:fill="FBF5EE"/>
+          </w:tcPr>
+          <w:p>
+            <w:pPr>
+              <w:spacing w:before="40" w:after="40" w:line="276" w:lineRule="auto"/>
+            </w:pPr>
+            <w:r>
+              <w:rPr>
+                <w:rFonts w:ascii="Jost" w:hAnsi="Jost" w:cs="Jost" w:eastAsia="Jost"/>
+                <w:b w:val="0"/>
+                <w:i w:val="0"/>
+                <w:color w:val="4A3A2C"/>
+                <w:sz w:val="17"/>
+              </w:rPr>
+              <w:t>☐ Account terms ☐ Agency contract (if used)</w:t>
+            </w:r>
+          </w:p>
+        </w:tc>
+        <w:tc>
+          <w:tcPr>
+            <w:tcW w:type="dxa" w:w="1569"/>
+            <w:shd w:val="clear" w:color="auto" w:fill="FBF5EE"/>
+          </w:tcPr>
+          <w:p>
+            <w:pPr>
+              <w:spacing w:before="40" w:after="40" w:line="276" w:lineRule="auto"/>
+            </w:pPr>
+            <w:r>
+              <w:rPr>
+                <w:rFonts w:ascii="Jost" w:hAnsi="Jost" w:cs="Jost" w:eastAsia="Jost"/>
+                <w:b w:val="0"/>
+                <w:i w:val="0"/>
+                <w:color w:val="A6754C"/>
+                <w:sz w:val="17"/>
+              </w:rPr>
+              <w:t>[Date]</w:t>
+            </w:r>
+          </w:p>
+        </w:tc>
+      </w:tr>
+      <w:tr>
+        <w:tc>
+          <w:tcPr>
+            <w:tcW w:type="dxa" w:w="1569"/>
+          </w:tcPr>
+          <w:p>
+            <w:pPr>
+              <w:spacing w:before="40" w:after="40" w:line="276" w:lineRule="auto"/>
+            </w:pPr>
+            <w:r>
+              <w:rPr>
+                <w:rFonts w:ascii="Jost" w:hAnsi="Jost" w:cs="Jost" w:eastAsia="Jost"/>
+                <w:b w:val="0"/>
+                <w:i w:val="0"/>
+                <w:color w:val="4A3A2C"/>
+                <w:sz w:val="17"/>
+              </w:rPr>
+              <w:t>SUP-13</w:t>
+            </w:r>
+          </w:p>
+        </w:tc>
+        <w:tc>
+          <w:tcPr>
+            <w:tcW w:type="dxa" w:w="1569"/>
+          </w:tcPr>
+          <w:p>
+            <w:pPr>
+              <w:spacing w:before="40" w:after="40" w:line="276" w:lineRule="auto"/>
+            </w:pPr>
+            <w:r>
+              <w:rPr>
+                <w:rFonts w:ascii="Jost" w:hAnsi="Jost" w:cs="Jost" w:eastAsia="Jost"/>
+                <w:b w:val="0"/>
+                <w:i w:val="0"/>
+                <w:color w:val="4A3A2C"/>
+                <w:sz w:val="17"/>
+              </w:rPr>
+              <w:t>Sound healing instruments</w:t>
+            </w:r>
+          </w:p>
+        </w:tc>
+        <w:tc>
+          <w:tcPr>
+            <w:tcW w:type="dxa" w:w="1569"/>
+          </w:tcPr>
+          <w:p>
+            <w:pPr>
+              <w:spacing w:before="40" w:after="40" w:line="276" w:lineRule="auto"/>
+            </w:pPr>
+            <w:r>
+              <w:rPr>
+                <w:rFonts w:ascii="Jost" w:hAnsi="Jost" w:cs="Jost" w:eastAsia="Jost"/>
+                <w:b w:val="0"/>
+                <w:i w:val="0"/>
+                <w:color w:val="A6754C"/>
+                <w:sz w:val="17"/>
+              </w:rPr>
+              <w:t>[Supplier]</w:t>
+            </w:r>
+            <w:r>
+              <w:rPr>
+                <w:rFonts w:ascii="Jost" w:hAnsi="Jost" w:cs="Jost" w:eastAsia="Jost"/>
+                <w:b w:val="0"/>
+                <w:i w:val="0"/>
+                <w:color w:val="4A3A2C"/>
+                <w:sz w:val="17"/>
+              </w:rPr>
+              <w:t xml:space="preserve"> · </w:t>
+            </w:r>
+            <w:r>
+              <w:rPr>
+                <w:rFonts w:ascii="Jost" w:hAnsi="Jost" w:cs="Jost" w:eastAsia="Jost"/>
+                <w:b w:val="0"/>
+                <w:i w:val="0"/>
+                <w:color w:val="A6754C"/>
+                <w:sz w:val="17"/>
+              </w:rPr>
+              <w:t>[Contact]</w:t>
+            </w:r>
+          </w:p>
+        </w:tc>
+        <w:tc>
+          <w:tcPr>
+            <w:tcW w:type="dxa" w:w="1569"/>
+          </w:tcPr>
+          <w:p>
+            <w:pPr>
+              <w:spacing w:before="40" w:after="40" w:line="276" w:lineRule="auto"/>
+            </w:pPr>
+            <w:r>
+              <w:rPr>
+                <w:rFonts w:ascii="Jost" w:hAnsi="Jost" w:cs="Jost" w:eastAsia="Jost"/>
+                <w:b w:val="0"/>
+                <w:i w:val="0"/>
+                <w:color w:val="4A3A2C"/>
+                <w:sz w:val="17"/>
+              </w:rPr>
+              <w:t xml:space="preserve">Instruments and mats for Sound Healing </w:t>
+            </w:r>
+            <w:r>
+              <w:rPr>
+                <w:rFonts w:ascii="Jost" w:hAnsi="Jost" w:cs="Jost" w:eastAsia="Jost"/>
+                <w:b w:val="0"/>
+                <w:i w:val="0"/>
+                <w:color w:val="A6754C"/>
+                <w:sz w:val="17"/>
+              </w:rPr>
+              <w:t>[to confirm]</w:t>
+            </w:r>
+          </w:p>
+        </w:tc>
+        <w:tc>
+          <w:tcPr>
+            <w:tcW w:type="dxa" w:w="1569"/>
+          </w:tcPr>
+          <w:p>
+            <w:pPr>
+              <w:spacing w:before="40" w:after="40" w:line="276" w:lineRule="auto"/>
+            </w:pPr>
+            <w:r>
+              <w:rPr>
+                <w:rFonts w:ascii="Jost" w:hAnsi="Jost" w:cs="Jost" w:eastAsia="Jost"/>
+                <w:b w:val="0"/>
+                <w:i w:val="0"/>
+                <w:color w:val="4A3A2C"/>
+                <w:sz w:val="17"/>
+              </w:rPr>
+              <w:t>☐ Trade licence ☐ Warranty</w:t>
+            </w:r>
+          </w:p>
+        </w:tc>
+        <w:tc>
+          <w:tcPr>
+            <w:tcW w:type="dxa" w:w="1569"/>
+          </w:tcPr>
+          <w:p>
+            <w:pPr>
+              <w:spacing w:before="40" w:after="40" w:line="276" w:lineRule="auto"/>
+            </w:pPr>
+            <w:r>
+              <w:rPr>
+                <w:rFonts w:ascii="Jost" w:hAnsi="Jost" w:cs="Jost" w:eastAsia="Jost"/>
+                <w:b w:val="0"/>
+                <w:i w:val="0"/>
+                <w:color w:val="A6754C"/>
+                <w:sz w:val="17"/>
+              </w:rPr>
+              <w:t>[Date]</w:t>
+            </w:r>
+          </w:p>
+        </w:tc>
+      </w:tr>
+      <w:tr>
+        <w:tc>
+          <w:tcPr>
+            <w:tcW w:type="dxa" w:w="1569"/>
+            <w:shd w:val="clear" w:color="auto" w:fill="FBF5EE"/>
+          </w:tcPr>
+          <w:p>
+            <w:pPr>
+              <w:spacing w:before="40" w:after="40" w:line="276" w:lineRule="auto"/>
+            </w:pPr>
+            <w:r>
+              <w:rPr>
+                <w:rFonts w:ascii="Jost" w:hAnsi="Jost" w:cs="Jost" w:eastAsia="Jost"/>
+                <w:b w:val="0"/>
+                <w:i w:val="0"/>
+                <w:color w:val="4A3A2C"/>
+                <w:sz w:val="17"/>
+              </w:rPr>
+              <w:t>SUP-14</w:t>
             </w:r>
           </w:p>
         </w:tc>
@@ -3896,7 +4246,7 @@
           <w:color w:val="4A3A2C"/>
           <w:sz w:val="20"/>
         </w:rPr>
-        <w:t xml:space="preserve"> valid UAE trade licence; TRN where VAT-registered; relevant approvals (Dubai Municipality for chemicals and hygiene, DHA or MOHAP for clinical products, Dubai Civil Defence for fire-related works).</w:t>
+        <w:t xml:space="preserve"> valid UAE trade licence; TRN where VAT-registered; relevant approvals (Dubai Municipality for chemicals and hygiene, DHA or MOHAP for any clinical products if clinical services are added in future, Dubai Civil Defence for fire-related works).</w:t>
       </w:r>
     </w:p>
     <w:p>
@@ -3974,7 +4324,7 @@
           <w:color w:val="4A3A2C"/>
           <w:sz w:val="20"/>
         </w:rPr>
-        <w:t xml:space="preserve"> stock availability in Dubai, delivery lead time, back-up supply for critical items (float salt, linen, cleaning chemicals, IV supplies).</w:t>
+        <w:t xml:space="preserve"> stock availability in Dubai, delivery lead time, back-up supply for critical items (branded linen and amenities, laundry supplies, cleaning chemicals, refreshments).</w:t>
       </w:r>
     </w:p>
     <w:p>
